--- a/patentform-backend-main/demo/src/main/resources/Form-[5].docx
+++ b/patentform-backend-main/demo/src/main/resources/Form-[5].docx
@@ -476,29 +476,7 @@
               </w:rPr>
             </w:pPr>
             <w:r>
-              <w:rPr>
-                <w:b/>
-                <w:i/>
-                <w:w w:val="90"/>
-              </w:rPr>
-              <w:t>b)</w:t>
-            </w:r>
-            <w:r>
-              <w:rPr>
-                <w:b/>
-                <w:i/>
-                <w:spacing w:val="2"/>
-              </w:rPr>
-              <w:t xml:space="preserve"> </w:t>
-            </w:r>
-            <w:r>
-              <w:rPr>
-                <w:b/>
-                <w:i/>
-                <w:spacing w:val="-2"/>
-                <w:w w:val="90"/>
-              </w:rPr>
-              <w:t>Nationality</w:t>
+              <w:t>{applicantName}</w:t>
             </w:r>
           </w:p>
         </w:tc>
@@ -560,6 +538,9 @@
                 <w:rFonts w:ascii="Arial MT"/>
               </w:rPr>
             </w:pPr>
+            <w:r>
+              <w:t>hereby declare that the true and first inventor(s) of the invention disclosed in the complete specification filed in pursuance of my /our application numbered {baseApplicationNo} dated {baseApplicationDate} is/are:</w:t>
+            </w:r>
           </w:p>
           <w:p>
             <w:pPr>
@@ -611,6 +592,22 @@
                 <w:b/>
               </w:rPr>
             </w:pPr>
+          </w:p>
+        </w:tc>
+      </w:tr>
+      <w:tr>
+        <w:tc>
+          <w:p>
+            <w:r>
+              <w:t>2. INVENTOR (S)
+Name: {inventorNames}
+Nationality: {inventorNationalities}
+Address: {inventorAddresses}
+Dated this {currentDay} day of {currentMonth} 20{currentYear}
+Signature: __________________
+Name of the signatory: {signatureName}
+Patent Office Branch: {patentOfficeBranch}</w:t>
+            </w:r>
           </w:p>
         </w:tc>
       </w:tr>
